--- a/klagomål/A 51526-2025 FSC-klagomål.docx
+++ b/klagomål/A 51526-2025 FSC-klagomål.docx
@@ -662,7 +662,7 @@
     <w:r>
       <w:tab/>
       <w:tab/>
-      <w:t>2025-10-21</w:t>
+      <w:t>2025-10-22</w:t>
       <w:br/>
       <w:br/>
     </w:r>

--- a/klagomål/A 51526-2025 FSC-klagomål.docx
+++ b/klagomål/A 51526-2025 FSC-klagomål.docx
@@ -662,7 +662,7 @@
     <w:r>
       <w:tab/>
       <w:tab/>
-      <w:t>2025-10-22</w:t>
+      <w:t>2025-10-23</w:t>
       <w:br/>
       <w:br/>
     </w:r>

--- a/klagomål/A 51526-2025 FSC-klagomål.docx
+++ b/klagomål/A 51526-2025 FSC-klagomål.docx
@@ -662,7 +662,7 @@
     <w:r>
       <w:tab/>
       <w:tab/>
-      <w:t>2025-10-23</w:t>
+      <w:t>2025-10-24</w:t>
       <w:br/>
       <w:br/>
     </w:r>

--- a/klagomål/A 51526-2025 FSC-klagomål.docx
+++ b/klagomål/A 51526-2025 FSC-klagomål.docx
@@ -662,7 +662,7 @@
     <w:r>
       <w:tab/>
       <w:tab/>
-      <w:t>2025-10-24</w:t>
+      <w:t>2025-10-25</w:t>
       <w:br/>
       <w:br/>
     </w:r>

--- a/klagomål/A 51526-2025 FSC-klagomål.docx
+++ b/klagomål/A 51526-2025 FSC-klagomål.docx
@@ -662,7 +662,7 @@
     <w:r>
       <w:tab/>
       <w:tab/>
-      <w:t>2025-10-25</w:t>
+      <w:t>2025-10-26</w:t>
       <w:br/>
       <w:br/>
     </w:r>

--- a/klagomål/A 51526-2025 FSC-klagomål.docx
+++ b/klagomål/A 51526-2025 FSC-klagomål.docx
@@ -662,7 +662,7 @@
     <w:r>
       <w:tab/>
       <w:tab/>
-      <w:t>2025-10-26</w:t>
+      <w:t>2025-10-27</w:t>
       <w:br/>
       <w:br/>
     </w:r>

--- a/klagomål/A 51526-2025 FSC-klagomål.docx
+++ b/klagomål/A 51526-2025 FSC-klagomål.docx
@@ -662,7 +662,7 @@
     <w:r>
       <w:tab/>
       <w:tab/>
-      <w:t>2025-10-27</w:t>
+      <w:t>2025-10-28</w:t>
       <w:br/>
       <w:br/>
     </w:r>

--- a/klagomål/A 51526-2025 FSC-klagomål.docx
+++ b/klagomål/A 51526-2025 FSC-klagomål.docx
@@ -662,7 +662,7 @@
     <w:r>
       <w:tab/>
       <w:tab/>
-      <w:t>2025-10-28</w:t>
+      <w:t>2025-10-29</w:t>
       <w:br/>
       <w:br/>
     </w:r>

--- a/klagomål/A 51526-2025 FSC-klagomål.docx
+++ b/klagomål/A 51526-2025 FSC-klagomål.docx
@@ -662,7 +662,7 @@
     <w:r>
       <w:tab/>
       <w:tab/>
-      <w:t>2025-10-29</w:t>
+      <w:t>2025-10-30</w:t>
       <w:br/>
       <w:br/>
     </w:r>

--- a/klagomål/A 51526-2025 FSC-klagomål.docx
+++ b/klagomål/A 51526-2025 FSC-klagomål.docx
@@ -662,7 +662,7 @@
     <w:r>
       <w:tab/>
       <w:tab/>
-      <w:t>2025-10-30</w:t>
+      <w:t>2025-10-31</w:t>
       <w:br/>
       <w:br/>
     </w:r>

--- a/klagomål/A 51526-2025 FSC-klagomål.docx
+++ b/klagomål/A 51526-2025 FSC-klagomål.docx
@@ -662,7 +662,7 @@
     <w:r>
       <w:tab/>
       <w:tab/>
-      <w:t>2025-10-31</w:t>
+      <w:t>2025-11-01</w:t>
       <w:br/>
       <w:br/>
     </w:r>

--- a/klagomål/A 51526-2025 FSC-klagomål.docx
+++ b/klagomål/A 51526-2025 FSC-klagomål.docx
@@ -662,7 +662,7 @@
     <w:r>
       <w:tab/>
       <w:tab/>
-      <w:t>2025-11-15</w:t>
+      <w:t>2025-11-20</w:t>
       <w:br/>
       <w:br/>
     </w:r>

--- a/klagomål/A 51526-2025 FSC-klagomål.docx
+++ b/klagomål/A 51526-2025 FSC-klagomål.docx
@@ -662,7 +662,7 @@
     <w:r>
       <w:tab/>
       <w:tab/>
-      <w:t>2025-11-20</w:t>
+      <w:t>2025-11-21</w:t>
       <w:br/>
       <w:br/>
     </w:r>

--- a/klagomål/A 51526-2025 FSC-klagomål.docx
+++ b/klagomål/A 51526-2025 FSC-klagomål.docx
@@ -662,7 +662,7 @@
     <w:r>
       <w:tab/>
       <w:tab/>
-      <w:t>2025-11-21</w:t>
+      <w:t>2025-11-22</w:t>
       <w:br/>
       <w:br/>
     </w:r>

--- a/klagomål/A 51526-2025 FSC-klagomål.docx
+++ b/klagomål/A 51526-2025 FSC-klagomål.docx
@@ -662,7 +662,7 @@
     <w:r>
       <w:tab/>
       <w:tab/>
-      <w:t>2025-11-22</w:t>
+      <w:t>2025-11-23</w:t>
       <w:br/>
       <w:br/>
     </w:r>

--- a/klagomål/A 51526-2025 FSC-klagomål.docx
+++ b/klagomål/A 51526-2025 FSC-klagomål.docx
@@ -662,7 +662,7 @@
     <w:r>
       <w:tab/>
       <w:tab/>
-      <w:t>2025-11-23</w:t>
+      <w:t>2025-11-24</w:t>
       <w:br/>
       <w:br/>
     </w:r>

--- a/klagomål/A 51526-2025 FSC-klagomål.docx
+++ b/klagomål/A 51526-2025 FSC-klagomål.docx
@@ -662,7 +662,7 @@
     <w:r>
       <w:tab/>
       <w:tab/>
-      <w:t>2025-11-24</w:t>
+      <w:t>2025-11-25</w:t>
       <w:br/>
       <w:br/>
     </w:r>

--- a/klagomål/A 51526-2025 FSC-klagomål.docx
+++ b/klagomål/A 51526-2025 FSC-klagomål.docx
@@ -662,7 +662,7 @@
     <w:r>
       <w:tab/>
       <w:tab/>
-      <w:t>2025-11-25</w:t>
+      <w:t>2025-11-26</w:t>
       <w:br/>
       <w:br/>
     </w:r>

--- a/klagomål/A 51526-2025 FSC-klagomål.docx
+++ b/klagomål/A 51526-2025 FSC-klagomål.docx
@@ -662,7 +662,7 @@
     <w:r>
       <w:tab/>
       <w:tab/>
-      <w:t>2025-11-26</w:t>
+      <w:t>2025-11-27</w:t>
       <w:br/>
       <w:br/>
     </w:r>

--- a/klagomål/A 51526-2025 FSC-klagomål.docx
+++ b/klagomål/A 51526-2025 FSC-klagomål.docx
@@ -662,7 +662,7 @@
     <w:r>
       <w:tab/>
       <w:tab/>
-      <w:t>2025-11-27</w:t>
+      <w:t>2025-11-28</w:t>
       <w:br/>
       <w:br/>
     </w:r>

--- a/klagomål/A 51526-2025 FSC-klagomål.docx
+++ b/klagomål/A 51526-2025 FSC-klagomål.docx
@@ -662,7 +662,7 @@
     <w:r>
       <w:tab/>
       <w:tab/>
-      <w:t>2025-11-28</w:t>
+      <w:t>2025-11-29</w:t>
       <w:br/>
       <w:br/>
     </w:r>

--- a/klagomål/A 51526-2025 FSC-klagomål.docx
+++ b/klagomål/A 51526-2025 FSC-klagomål.docx
@@ -662,7 +662,7 @@
     <w:r>
       <w:tab/>
       <w:tab/>
-      <w:t>2025-11-29</w:t>
+      <w:t>2025-11-30</w:t>
       <w:br/>
       <w:br/>
     </w:r>

--- a/klagomål/A 51526-2025 FSC-klagomål.docx
+++ b/klagomål/A 51526-2025 FSC-klagomål.docx
@@ -662,7 +662,7 @@
     <w:r>
       <w:tab/>
       <w:tab/>
-      <w:t>2025-11-30</w:t>
+      <w:t>2025-12-01</w:t>
       <w:br/>
       <w:br/>
     </w:r>

--- a/klagomål/A 51526-2025 FSC-klagomål.docx
+++ b/klagomål/A 51526-2025 FSC-klagomål.docx
@@ -662,7 +662,7 @@
     <w:r>
       <w:tab/>
       <w:tab/>
-      <w:t>2025-12-01</w:t>
+      <w:t>2025-12-02</w:t>
       <w:br/>
       <w:br/>
     </w:r>

--- a/klagomål/A 51526-2025 FSC-klagomål.docx
+++ b/klagomål/A 51526-2025 FSC-klagomål.docx
@@ -662,7 +662,7 @@
     <w:r>
       <w:tab/>
       <w:tab/>
-      <w:t>2025-12-02</w:t>
+      <w:t>2025-12-03</w:t>
       <w:br/>
       <w:br/>
     </w:r>

--- a/klagomål/A 51526-2025 FSC-klagomål.docx
+++ b/klagomål/A 51526-2025 FSC-klagomål.docx
@@ -662,7 +662,7 @@
     <w:r>
       <w:tab/>
       <w:tab/>
-      <w:t>2025-12-03</w:t>
+      <w:t>2025-12-04</w:t>
       <w:br/>
       <w:br/>
     </w:r>

--- a/klagomål/A 51526-2025 FSC-klagomål.docx
+++ b/klagomål/A 51526-2025 FSC-klagomål.docx
@@ -662,7 +662,7 @@
     <w:r>
       <w:tab/>
       <w:tab/>
-      <w:t>2025-12-04</w:t>
+      <w:t>2025-12-05</w:t>
       <w:br/>
       <w:br/>
     </w:r>

--- a/klagomål/A 51526-2025 FSC-klagomål.docx
+++ b/klagomål/A 51526-2025 FSC-klagomål.docx
@@ -662,7 +662,7 @@
     <w:r>
       <w:tab/>
       <w:tab/>
-      <w:t>2025-12-05</w:t>
+      <w:t>2025-12-06</w:t>
       <w:br/>
       <w:br/>
     </w:r>

--- a/klagomål/A 51526-2025 FSC-klagomål.docx
+++ b/klagomål/A 51526-2025 FSC-klagomål.docx
@@ -662,7 +662,7 @@
     <w:r>
       <w:tab/>
       <w:tab/>
-      <w:t>2025-12-06</w:t>
+      <w:t>2025-12-07</w:t>
       <w:br/>
       <w:br/>
     </w:r>

--- a/klagomål/A 51526-2025 FSC-klagomål.docx
+++ b/klagomål/A 51526-2025 FSC-klagomål.docx
@@ -662,7 +662,7 @@
     <w:r>
       <w:tab/>
       <w:tab/>
-      <w:t>2025-12-07</w:t>
+      <w:t>2025-12-08</w:t>
       <w:br/>
       <w:br/>
     </w:r>

--- a/klagomål/A 51526-2025 FSC-klagomål.docx
+++ b/klagomål/A 51526-2025 FSC-klagomål.docx
@@ -662,7 +662,7 @@
     <w:r>
       <w:tab/>
       <w:tab/>
-      <w:t>2025-12-08</w:t>
+      <w:t>2025-12-09</w:t>
       <w:br/>
       <w:br/>
     </w:r>

--- a/klagomål/A 51526-2025 FSC-klagomål.docx
+++ b/klagomål/A 51526-2025 FSC-klagomål.docx
@@ -662,7 +662,7 @@
     <w:r>
       <w:tab/>
       <w:tab/>
-      <w:t>2025-12-09</w:t>
+      <w:t>2025-12-10</w:t>
       <w:br/>
       <w:br/>
     </w:r>

--- a/klagomål/A 51526-2025 FSC-klagomål.docx
+++ b/klagomål/A 51526-2025 FSC-klagomål.docx
@@ -662,7 +662,7 @@
     <w:r>
       <w:tab/>
       <w:tab/>
-      <w:t>2025-12-10</w:t>
+      <w:t>2025-12-11</w:t>
       <w:br/>
       <w:br/>
     </w:r>

--- a/klagomål/A 51526-2025 FSC-klagomål.docx
+++ b/klagomål/A 51526-2025 FSC-klagomål.docx
@@ -662,7 +662,7 @@
     <w:r>
       <w:tab/>
       <w:tab/>
-      <w:t>2025-12-11</w:t>
+      <w:t>2025-12-12</w:t>
       <w:br/>
       <w:br/>
     </w:r>

--- a/klagomål/A 51526-2025 FSC-klagomål.docx
+++ b/klagomål/A 51526-2025 FSC-klagomål.docx
@@ -662,7 +662,7 @@
     <w:r>
       <w:tab/>
       <w:tab/>
-      <w:t>2025-12-12</w:t>
+      <w:t>2025-12-13</w:t>
       <w:br/>
       <w:br/>
     </w:r>

--- a/klagomål/A 51526-2025 FSC-klagomål.docx
+++ b/klagomål/A 51526-2025 FSC-klagomål.docx
@@ -662,7 +662,7 @@
     <w:r>
       <w:tab/>
       <w:tab/>
-      <w:t>2025-12-19</w:t>
+      <w:t>2025-12-20</w:t>
       <w:br/>
       <w:br/>
     </w:r>

--- a/klagomål/A 51526-2025 FSC-klagomål.docx
+++ b/klagomål/A 51526-2025 FSC-klagomål.docx
@@ -662,7 +662,7 @@
     <w:r>
       <w:tab/>
       <w:tab/>
-      <w:t>2025-12-20</w:t>
+      <w:t>2025-12-21</w:t>
       <w:br/>
       <w:br/>
     </w:r>

--- a/klagomål/A 51526-2025 FSC-klagomål.docx
+++ b/klagomål/A 51526-2025 FSC-klagomål.docx
@@ -662,7 +662,7 @@
     <w:r>
       <w:tab/>
       <w:tab/>
-      <w:t>2025-12-21</w:t>
+      <w:t>2025-12-22</w:t>
       <w:br/>
       <w:br/>
     </w:r>

--- a/klagomål/A 51526-2025 FSC-klagomål.docx
+++ b/klagomål/A 51526-2025 FSC-klagomål.docx
@@ -662,7 +662,7 @@
     <w:r>
       <w:tab/>
       <w:tab/>
-      <w:t>2025-12-22</w:t>
+      <w:t>2025-12-26</w:t>
       <w:br/>
       <w:br/>
     </w:r>

--- a/klagomål/A 51526-2025 FSC-klagomål.docx
+++ b/klagomål/A 51526-2025 FSC-klagomål.docx
@@ -662,7 +662,7 @@
     <w:r>
       <w:tab/>
       <w:tab/>
-      <w:t>2025-12-26</w:t>
+      <w:t>2025-12-28</w:t>
       <w:br/>
       <w:br/>
     </w:r>

--- a/klagomål/A 51526-2025 FSC-klagomål.docx
+++ b/klagomål/A 51526-2025 FSC-klagomål.docx
@@ -662,7 +662,7 @@
     <w:r>
       <w:tab/>
       <w:tab/>
-      <w:t>2025-12-28</w:t>
+      <w:t>2025-12-29</w:t>
       <w:br/>
       <w:br/>
     </w:r>

--- a/klagomål/A 51526-2025 FSC-klagomål.docx
+++ b/klagomål/A 51526-2025 FSC-klagomål.docx
@@ -662,7 +662,7 @@
     <w:r>
       <w:tab/>
       <w:tab/>
-      <w:t>2025-12-29</w:t>
+      <w:t>2025-12-30</w:t>
       <w:br/>
       <w:br/>
     </w:r>

--- a/klagomål/A 51526-2025 FSC-klagomål.docx
+++ b/klagomål/A 51526-2025 FSC-klagomål.docx
@@ -662,7 +662,7 @@
     <w:r>
       <w:tab/>
       <w:tab/>
-      <w:t>2025-12-30</w:t>
+      <w:t>2025-12-31</w:t>
       <w:br/>
       <w:br/>
     </w:r>

--- a/klagomål/A 51526-2025 FSC-klagomål.docx
+++ b/klagomål/A 51526-2025 FSC-klagomål.docx
@@ -662,7 +662,7 @@
     <w:r>
       <w:tab/>
       <w:tab/>
-      <w:t>2025-12-31</w:t>
+      <w:t>2026-01-03</w:t>
       <w:br/>
       <w:br/>
     </w:r>

--- a/klagomål/A 51526-2025 FSC-klagomål.docx
+++ b/klagomål/A 51526-2025 FSC-klagomål.docx
@@ -662,7 +662,7 @@
     <w:r>
       <w:tab/>
       <w:tab/>
-      <w:t>2026-01-07</w:t>
+      <w:t>2026-01-08</w:t>
       <w:br/>
       <w:br/>
     </w:r>

--- a/klagomål/A 51526-2025 FSC-klagomål.docx
+++ b/klagomål/A 51526-2025 FSC-klagomål.docx
@@ -662,7 +662,7 @@
     <w:r>
       <w:tab/>
       <w:tab/>
-      <w:t>2026-01-08</w:t>
+      <w:t>2026-01-09</w:t>
       <w:br/>
       <w:br/>
     </w:r>

--- a/klagomål/A 51526-2025 FSC-klagomål.docx
+++ b/klagomål/A 51526-2025 FSC-klagomål.docx
@@ -662,7 +662,7 @@
     <w:r>
       <w:tab/>
       <w:tab/>
-      <w:t>2026-01-09</w:t>
+      <w:t>2026-01-10</w:t>
       <w:br/>
       <w:br/>
     </w:r>

--- a/klagomål/A 51526-2025 FSC-klagomål.docx
+++ b/klagomål/A 51526-2025 FSC-klagomål.docx
@@ -662,7 +662,7 @@
     <w:r>
       <w:tab/>
       <w:tab/>
-      <w:t>2026-01-10</w:t>
+      <w:t>2026-01-11</w:t>
       <w:br/>
       <w:br/>
     </w:r>

--- a/klagomål/A 51526-2025 FSC-klagomål.docx
+++ b/klagomål/A 51526-2025 FSC-klagomål.docx
@@ -662,7 +662,7 @@
     <w:r>
       <w:tab/>
       <w:tab/>
-      <w:t>2026-01-11</w:t>
+      <w:t>2026-01-12</w:t>
       <w:br/>
       <w:br/>
     </w:r>

--- a/klagomål/A 51526-2025 FSC-klagomål.docx
+++ b/klagomål/A 51526-2025 FSC-klagomål.docx
@@ -662,7 +662,7 @@
     <w:r>
       <w:tab/>
       <w:tab/>
-      <w:t>2026-01-12</w:t>
+      <w:t>2026-01-13</w:t>
       <w:br/>
       <w:br/>
     </w:r>

--- a/klagomål/A 51526-2025 FSC-klagomål.docx
+++ b/klagomål/A 51526-2025 FSC-klagomål.docx
@@ -662,7 +662,7 @@
     <w:r>
       <w:tab/>
       <w:tab/>
-      <w:t>2026-01-13</w:t>
+      <w:t>2026-01-14</w:t>
       <w:br/>
       <w:br/>
     </w:r>

--- a/klagomål/A 51526-2025 FSC-klagomål.docx
+++ b/klagomål/A 51526-2025 FSC-klagomål.docx
@@ -662,7 +662,7 @@
     <w:r>
       <w:tab/>
       <w:tab/>
-      <w:t>2026-01-14</w:t>
+      <w:t>2026-01-15</w:t>
       <w:br/>
       <w:br/>
     </w:r>

--- a/klagomål/A 51526-2025 FSC-klagomål.docx
+++ b/klagomål/A 51526-2025 FSC-klagomål.docx
@@ -662,7 +662,7 @@
     <w:r>
       <w:tab/>
       <w:tab/>
-      <w:t>2026-01-15</w:t>
+      <w:t>2026-01-16</w:t>
       <w:br/>
       <w:br/>
     </w:r>

--- a/klagomål/A 51526-2025 FSC-klagomål.docx
+++ b/klagomål/A 51526-2025 FSC-klagomål.docx
@@ -662,7 +662,7 @@
     <w:r>
       <w:tab/>
       <w:tab/>
-      <w:t>2026-01-16</w:t>
+      <w:t>2026-01-17</w:t>
       <w:br/>
       <w:br/>
     </w:r>

--- a/klagomål/A 51526-2025 FSC-klagomål.docx
+++ b/klagomål/A 51526-2025 FSC-klagomål.docx
@@ -662,7 +662,7 @@
     <w:r>
       <w:tab/>
       <w:tab/>
-      <w:t>2026-01-17</w:t>
+      <w:t>2026-01-18</w:t>
       <w:br/>
       <w:br/>
     </w:r>

--- a/klagomål/A 51526-2025 FSC-klagomål.docx
+++ b/klagomål/A 51526-2025 FSC-klagomål.docx
@@ -662,7 +662,7 @@
     <w:r>
       <w:tab/>
       <w:tab/>
-      <w:t>2026-01-18</w:t>
+      <w:t>2026-01-19</w:t>
       <w:br/>
       <w:br/>
     </w:r>

--- a/klagomål/A 51526-2025 FSC-klagomål.docx
+++ b/klagomål/A 51526-2025 FSC-klagomål.docx
@@ -662,7 +662,7 @@
     <w:r>
       <w:tab/>
       <w:tab/>
-      <w:t>2026-01-19</w:t>
+      <w:t>2026-01-20</w:t>
       <w:br/>
       <w:br/>
     </w:r>

--- a/klagomål/A 51526-2025 FSC-klagomål.docx
+++ b/klagomål/A 51526-2025 FSC-klagomål.docx
@@ -662,7 +662,7 @@
     <w:r>
       <w:tab/>
       <w:tab/>
-      <w:t>2026-01-20</w:t>
+      <w:t>2026-01-21</w:t>
       <w:br/>
       <w:br/>
     </w:r>

--- a/klagomål/A 51526-2025 FSC-klagomål.docx
+++ b/klagomål/A 51526-2025 FSC-klagomål.docx
@@ -662,7 +662,7 @@
     <w:r>
       <w:tab/>
       <w:tab/>
-      <w:t>2026-01-21</w:t>
+      <w:t>2026-01-23</w:t>
       <w:br/>
       <w:br/>
     </w:r>

--- a/klagomål/A 51526-2025 FSC-klagomål.docx
+++ b/klagomål/A 51526-2025 FSC-klagomål.docx
@@ -662,7 +662,7 @@
     <w:r>
       <w:tab/>
       <w:tab/>
-      <w:t>2026-01-23</w:t>
+      <w:t>2026-01-24</w:t>
       <w:br/>
       <w:br/>
     </w:r>

--- a/klagomål/A 51526-2025 FSC-klagomål.docx
+++ b/klagomål/A 51526-2025 FSC-klagomål.docx
@@ -662,7 +662,7 @@
     <w:r>
       <w:tab/>
       <w:tab/>
-      <w:t>2026-01-24</w:t>
+      <w:t>2026-01-25</w:t>
       <w:br/>
       <w:br/>
     </w:r>

--- a/klagomål/A 51526-2025 FSC-klagomål.docx
+++ b/klagomål/A 51526-2025 FSC-klagomål.docx
@@ -662,7 +662,7 @@
     <w:r>
       <w:tab/>
       <w:tab/>
-      <w:t>2026-01-25</w:t>
+      <w:t>2026-01-26</w:t>
       <w:br/>
       <w:br/>
     </w:r>

--- a/klagomål/A 51526-2025 FSC-klagomål.docx
+++ b/klagomål/A 51526-2025 FSC-klagomål.docx
@@ -662,7 +662,7 @@
     <w:r>
       <w:tab/>
       <w:tab/>
-      <w:t>2026-01-26</w:t>
+      <w:t>2026-01-27</w:t>
       <w:br/>
       <w:br/>
     </w:r>

--- a/klagomål/A 51526-2025 FSC-klagomål.docx
+++ b/klagomål/A 51526-2025 FSC-klagomål.docx
@@ -662,7 +662,7 @@
     <w:r>
       <w:tab/>
       <w:tab/>
-      <w:t>2026-01-27</w:t>
+      <w:t>2026-01-28</w:t>
       <w:br/>
       <w:br/>
     </w:r>

--- a/klagomål/A 51526-2025 FSC-klagomål.docx
+++ b/klagomål/A 51526-2025 FSC-klagomål.docx
@@ -112,7 +112,7 @@
         <w:pStyle w:val="ListBullet"/>
       </w:pPr>
       <w:r>
-        <w:t>Om ett ombud (tex Norra skog eller Mellanskog) avverkningsanmäler en skog med naturvärden motsvarande nyckelbiotops kvalité men markägaren inte är FSC certifierad, bör du skicka in ett FSC kontrollerat virke klagomål. Då ska klagomålet skickas till ombudsföretaget.</w:t>
+        <w:t>Om ett ombud (tex Norra skog eller Mellanskog) avverkningsanmäler en skog med naturvärden motsvarande nyckelbiotops kvalitet men markägaren inte är FSC certifierad, bör du skicka in ett FSC kontrollerat virke klagomål. Då ska klagomålet skickas till ombudsföretaget.</w:t>
       </w:r>
     </w:p>
     <w:p>
@@ -251,10 +251,88 @@
         <w:rPr>
           <w:b/>
         </w:rPr>
+        <w:t>Barkticka</w:t>
+      </w:r>
+      <w:r>
+        <w:t xml:space="preserve"> är en vednedbrytare som växer på barken av döda lövträd, främst asp, men någon gång även på björk eller andra trädslag. På sina växtplatser förekommer den gärna tillsammans med flera ovanliga och rödlistade arter, till exempel olika insekter. Barkticka är typisk art för </w:t>
+      </w:r>
+      <w:r>
+        <w:rPr>
+          <w:i/>
+        </w:rPr>
+        <w:t xml:space="preserve">9010 Taiga </w:t>
+      </w:r>
+      <w:r>
+        <w:t xml:space="preserve">och </w:t>
+      </w:r>
+      <w:r>
+        <w:rPr>
+          <w:i/>
+        </w:rPr>
+        <w:t>9030 Landhöjningsskog</w:t>
+      </w:r>
+      <w:r>
+        <w:t xml:space="preserve"> (SLU Artdatabanken, 2025; Nitare &amp; Skogsstyrelsen, 2019).</w:t>
+      </w:r>
+    </w:p>
+    <w:p>
+      <w:r>
+        <w:rPr>
+          <w:b/>
+        </w:rPr>
+        <w:t xml:space="preserve">Blodticka </w:t>
+      </w:r>
+      <w:r>
+        <w:t xml:space="preserve">är i norra Sverige främst knuten till grova granlågor i urskogsartad barrskog, men förekommer ibland även på klenare granar i anslutning till bäckar och sumpskogar. Den är en bra indikator på granskogar med höga naturvärden och oftast förekommer den tillsammans med ett stort antal ovanliga och rödlistade arter. I södra Sverige växer den framför allt på tall och har då ett lägre signalvärde. Blodticka är typisk art för </w:t>
+      </w:r>
+      <w:r>
+        <w:rPr>
+          <w:i/>
+        </w:rPr>
+        <w:t>9030 Landhöjningsskog</w:t>
+      </w:r>
+      <w:r>
+        <w:t xml:space="preserve"> (SLU Artdatabanken, 2025; Nitare &amp; Skogsstyrelsen, 2019).</w:t>
+      </w:r>
+    </w:p>
+    <w:p>
+      <w:r>
+        <w:rPr>
+          <w:b/>
+        </w:rPr>
         <w:t>Vedskivlav (NT)</w:t>
       </w:r>
       <w:r>
-        <w:t xml:space="preserve"> växer på gammal, torr, exponerad, hård kärnved av framförallt tall i naturskogsartade bestånd. Avverkning av tallskog av naturskogskaraktär med spår av återkommande bränder är ett hot. Mängden lämplig ved att växa på för vedskivlav minskar, dels på grund av naturlig nedbrytning men framförallt på grund av att de förstörs i samband med slutavverkningar, gallringar och markberedning. Tall- och blandbarrskogar av naturskogskaraktär med spår av återkommande bränder bör skyddas (SLU Artdatabanken, 2024).</w:t>
+        <w:t xml:space="preserve"> växer på gammal, torr, exponerad, hård kärnved av framförallt tall i naturskogsartade bestånd. Avverkning av tallskog av naturskogskaraktär med spår av återkommande bränder är ett hot. Mängden lämplig ved att växa på för vedskivlav minskar, dels på grund av naturlig nedbrytning men framförallt på grund av att de förstörs i samband med slutavverkningar, gallringar och markberedning. Tall- och blandbarrskogar av naturskogskaraktär med spår av återkommande bränder bör skyddas. Vedskivlav är typisk art för </w:t>
+      </w:r>
+      <w:r>
+        <w:rPr>
+          <w:i/>
+        </w:rPr>
+        <w:t>9010 Taiga</w:t>
+      </w:r>
+      <w:r>
+        <w:t xml:space="preserve"> (SLU Artdatabanken, 2024).</w:t>
+      </w:r>
+    </w:p>
+    <w:p>
+      <w:r>
+        <w:rPr>
+          <w:b/>
+        </w:rPr>
+        <w:t xml:space="preserve">Vedticka </w:t>
+      </w:r>
+      <w:r>
+        <w:t xml:space="preserve">är en bra signalart söder om den naturliga norrlandsgränsen. Den är huvudsakligen knuten till äldre barrskogar där det föreligger långvarig kontinuitet av död barrved. Vedticka är typisk art för </w:t>
+      </w:r>
+      <w:r>
+        <w:rPr>
+          <w:i/>
+        </w:rPr>
+        <w:t xml:space="preserve">9010 Taiga </w:t>
+      </w:r>
+      <w:r>
+        <w:t>(Nitare &amp; Skogsstyrelsen, 2019; SLU Artdatabanken, 2025).</w:t>
       </w:r>
     </w:p>
     <w:p>
@@ -662,7 +740,7 @@
     <w:r>
       <w:tab/>
       <w:tab/>
-      <w:t>2026-01-28</w:t>
+      <w:t>2026-01-29</w:t>
       <w:br/>
       <w:br/>
     </w:r>

--- a/klagomål/A 51526-2025 FSC-klagomål.docx
+++ b/klagomål/A 51526-2025 FSC-klagomål.docx
@@ -740,7 +740,7 @@
     <w:r>
       <w:tab/>
       <w:tab/>
-      <w:t>2026-01-29</w:t>
+      <w:t>2026-01-30</w:t>
       <w:br/>
       <w:br/>
     </w:r>

--- a/klagomål/A 51526-2025 FSC-klagomål.docx
+++ b/klagomål/A 51526-2025 FSC-klagomål.docx
@@ -740,7 +740,7 @@
     <w:r>
       <w:tab/>
       <w:tab/>
-      <w:t>2026-01-30</w:t>
+      <w:t>2026-01-31</w:t>
       <w:br/>
       <w:br/>
     </w:r>

--- a/klagomål/A 51526-2025 FSC-klagomål.docx
+++ b/klagomål/A 51526-2025 FSC-klagomål.docx
@@ -740,7 +740,7 @@
     <w:r>
       <w:tab/>
       <w:tab/>
-      <w:t>2026-02-28</w:t>
+      <w:t>2026-03-01</w:t>
       <w:br/>
       <w:br/>
     </w:r>

--- a/klagomål/A 51526-2025 FSC-klagomål.docx
+++ b/klagomål/A 51526-2025 FSC-klagomål.docx
@@ -740,7 +740,7 @@
     <w:r>
       <w:tab/>
       <w:tab/>
-      <w:t>2026-03-01</w:t>
+      <w:t>2026-03-02</w:t>
       <w:br/>
       <w:br/>
     </w:r>

--- a/klagomål/A 51526-2025 FSC-klagomål.docx
+++ b/klagomål/A 51526-2025 FSC-klagomål.docx
@@ -740,7 +740,7 @@
     <w:r>
       <w:tab/>
       <w:tab/>
-      <w:t>2026-03-02</w:t>
+      <w:t>2026-03-03</w:t>
       <w:br/>
       <w:br/>
     </w:r>

--- a/klagomål/A 51526-2025 FSC-klagomål.docx
+++ b/klagomål/A 51526-2025 FSC-klagomål.docx
@@ -740,7 +740,7 @@
     <w:r>
       <w:tab/>
       <w:tab/>
-      <w:t>2026-03-03</w:t>
+      <w:t>2026-03-04</w:t>
       <w:br/>
       <w:br/>
     </w:r>

--- a/klagomål/A 51526-2025 FSC-klagomål.docx
+++ b/klagomål/A 51526-2025 FSC-klagomål.docx
@@ -740,7 +740,7 @@
     <w:r>
       <w:tab/>
       <w:tab/>
-      <w:t>2026-03-04</w:t>
+      <w:t>2026-03-05</w:t>
       <w:br/>
       <w:br/>
     </w:r>

--- a/klagomål/A 51526-2025 FSC-klagomål.docx
+++ b/klagomål/A 51526-2025 FSC-klagomål.docx
@@ -740,7 +740,7 @@
     <w:r>
       <w:tab/>
       <w:tab/>
-      <w:t>2026-03-05</w:t>
+      <w:t>2026-03-06</w:t>
       <w:br/>
       <w:br/>
     </w:r>

--- a/klagomål/A 51526-2025 FSC-klagomål.docx
+++ b/klagomål/A 51526-2025 FSC-klagomål.docx
@@ -740,7 +740,7 @@
     <w:r>
       <w:tab/>
       <w:tab/>
-      <w:t>2026-03-06</w:t>
+      <w:t>2026-03-07</w:t>
       <w:br/>
       <w:br/>
     </w:r>

--- a/klagomål/A 51526-2025 FSC-klagomål.docx
+++ b/klagomål/A 51526-2025 FSC-klagomål.docx
@@ -740,7 +740,7 @@
     <w:r>
       <w:tab/>
       <w:tab/>
-      <w:t>2026-03-07</w:t>
+      <w:t>2026-03-08</w:t>
       <w:br/>
       <w:br/>
     </w:r>

--- a/klagomål/A 51526-2025 FSC-klagomål.docx
+++ b/klagomål/A 51526-2025 FSC-klagomål.docx
@@ -740,7 +740,7 @@
     <w:r>
       <w:tab/>
       <w:tab/>
-      <w:t>2026-03-08</w:t>
+      <w:t>2026-03-09</w:t>
       <w:br/>
       <w:br/>
     </w:r>

--- a/klagomål/A 51526-2025 FSC-klagomål.docx
+++ b/klagomål/A 51526-2025 FSC-klagomål.docx
@@ -740,7 +740,7 @@
     <w:r>
       <w:tab/>
       <w:tab/>
-      <w:t>2026-03-09</w:t>
+      <w:t>2026-03-10</w:t>
       <w:br/>
       <w:br/>
     </w:r>

--- a/klagomål/A 51526-2025 FSC-klagomål.docx
+++ b/klagomål/A 51526-2025 FSC-klagomål.docx
@@ -740,7 +740,7 @@
     <w:r>
       <w:tab/>
       <w:tab/>
-      <w:t>2026-03-10</w:t>
+      <w:t>2026-03-11</w:t>
       <w:br/>
       <w:br/>
     </w:r>

--- a/klagomål/A 51526-2025 FSC-klagomål.docx
+++ b/klagomål/A 51526-2025 FSC-klagomål.docx
@@ -740,7 +740,7 @@
     <w:r>
       <w:tab/>
       <w:tab/>
-      <w:t>2026-03-11</w:t>
+      <w:t>2026-03-12</w:t>
       <w:br/>
       <w:br/>
     </w:r>

--- a/klagomål/A 51526-2025 FSC-klagomål.docx
+++ b/klagomål/A 51526-2025 FSC-klagomål.docx
@@ -740,7 +740,7 @@
     <w:r>
       <w:tab/>
       <w:tab/>
-      <w:t>2026-03-12</w:t>
+      <w:t>2026-03-13</w:t>
       <w:br/>
       <w:br/>
     </w:r>

--- a/klagomål/A 51526-2025 FSC-klagomål.docx
+++ b/klagomål/A 51526-2025 FSC-klagomål.docx
@@ -740,7 +740,7 @@
     <w:r>
       <w:tab/>
       <w:tab/>
-      <w:t>2026-03-13</w:t>
+      <w:t>2026-03-16</w:t>
       <w:br/>
       <w:br/>
     </w:r>

--- a/klagomål/A 51526-2025 FSC-klagomål.docx
+++ b/klagomål/A 51526-2025 FSC-klagomål.docx
@@ -740,7 +740,7 @@
     <w:r>
       <w:tab/>
       <w:tab/>
-      <w:t>2026-03-16</w:t>
+      <w:t>2026-03-17</w:t>
       <w:br/>
       <w:br/>
     </w:r>

--- a/klagomål/A 51526-2025 FSC-klagomål.docx
+++ b/klagomål/A 51526-2025 FSC-klagomål.docx
@@ -740,7 +740,7 @@
     <w:r>
       <w:tab/>
       <w:tab/>
-      <w:t>2026-03-17</w:t>
+      <w:t>2026-03-18</w:t>
       <w:br/>
       <w:br/>
     </w:r>

--- a/klagomål/A 51526-2025 FSC-klagomål.docx
+++ b/klagomål/A 51526-2025 FSC-klagomål.docx
@@ -740,7 +740,7 @@
     <w:r>
       <w:tab/>
       <w:tab/>
-      <w:t>2026-03-18</w:t>
+      <w:t>2026-03-19</w:t>
       <w:br/>
       <w:br/>
     </w:r>

--- a/klagomål/A 51526-2025 FSC-klagomål.docx
+++ b/klagomål/A 51526-2025 FSC-klagomål.docx
@@ -740,7 +740,7 @@
     <w:r>
       <w:tab/>
       <w:tab/>
-      <w:t>2026-03-19</w:t>
+      <w:t>2026-03-20</w:t>
       <w:br/>
       <w:br/>
     </w:r>

--- a/klagomål/A 51526-2025 FSC-klagomål.docx
+++ b/klagomål/A 51526-2025 FSC-klagomål.docx
@@ -740,7 +740,7 @@
     <w:r>
       <w:tab/>
       <w:tab/>
-      <w:t>2026-03-20</w:t>
+      <w:t>2026-03-21</w:t>
       <w:br/>
       <w:br/>
     </w:r>

--- a/klagomål/A 51526-2025 FSC-klagomål.docx
+++ b/klagomål/A 51526-2025 FSC-klagomål.docx
@@ -740,7 +740,7 @@
     <w:r>
       <w:tab/>
       <w:tab/>
-      <w:t>2026-03-21</w:t>
+      <w:t>2026-03-22</w:t>
       <w:br/>
       <w:br/>
     </w:r>

--- a/klagomål/A 51526-2025 FSC-klagomål.docx
+++ b/klagomål/A 51526-2025 FSC-klagomål.docx
@@ -740,7 +740,7 @@
     <w:r>
       <w:tab/>
       <w:tab/>
-      <w:t>2026-03-22</w:t>
+      <w:t>2026-03-23</w:t>
       <w:br/>
       <w:br/>
     </w:r>

--- a/klagomål/A 51526-2025 FSC-klagomål.docx
+++ b/klagomål/A 51526-2025 FSC-klagomål.docx
@@ -740,7 +740,7 @@
     <w:r>
       <w:tab/>
       <w:tab/>
-      <w:t>2026-03-23</w:t>
+      <w:t>2026-03-24</w:t>
       <w:br/>
       <w:br/>
     </w:r>

--- a/klagomål/A 51526-2025 FSC-klagomål.docx
+++ b/klagomål/A 51526-2025 FSC-klagomål.docx
@@ -740,7 +740,7 @@
     <w:r>
       <w:tab/>
       <w:tab/>
-      <w:t>2026-03-24</w:t>
+      <w:t>2026-03-25</w:t>
       <w:br/>
       <w:br/>
     </w:r>

--- a/klagomål/A 51526-2025 FSC-klagomål.docx
+++ b/klagomål/A 51526-2025 FSC-klagomål.docx
@@ -740,7 +740,7 @@
     <w:r>
       <w:tab/>
       <w:tab/>
-      <w:t>2026-03-25</w:t>
+      <w:t>2026-03-26</w:t>
       <w:br/>
       <w:br/>
     </w:r>

--- a/klagomål/A 51526-2025 FSC-klagomål.docx
+++ b/klagomål/A 51526-2025 FSC-klagomål.docx
@@ -740,7 +740,7 @@
     <w:r>
       <w:tab/>
       <w:tab/>
-      <w:t>2026-03-26</w:t>
+      <w:t>2026-03-27</w:t>
       <w:br/>
       <w:br/>
     </w:r>

--- a/klagomål/A 51526-2025 FSC-klagomål.docx
+++ b/klagomål/A 51526-2025 FSC-klagomål.docx
@@ -740,7 +740,7 @@
     <w:r>
       <w:tab/>
       <w:tab/>
-      <w:t>2026-03-27</w:t>
+      <w:t>2026-03-28</w:t>
       <w:br/>
       <w:br/>
     </w:r>

--- a/klagomål/A 51526-2025 FSC-klagomål.docx
+++ b/klagomål/A 51526-2025 FSC-klagomål.docx
@@ -740,7 +740,7 @@
     <w:r>
       <w:tab/>
       <w:tab/>
-      <w:t>2026-03-28</w:t>
+      <w:t>2026-03-29</w:t>
       <w:br/>
       <w:br/>
     </w:r>

--- a/klagomål/A 51526-2025 FSC-klagomål.docx
+++ b/klagomål/A 51526-2025 FSC-klagomål.docx
@@ -740,7 +740,7 @@
     <w:r>
       <w:tab/>
       <w:tab/>
-      <w:t>2026-03-29</w:t>
+      <w:t>2026-03-30</w:t>
       <w:br/>
       <w:br/>
     </w:r>

--- a/klagomål/A 51526-2025 FSC-klagomål.docx
+++ b/klagomål/A 51526-2025 FSC-klagomål.docx
@@ -740,7 +740,7 @@
     <w:r>
       <w:tab/>
       <w:tab/>
-      <w:t>2026-03-30</w:t>
+      <w:t>2026-03-31</w:t>
       <w:br/>
       <w:br/>
     </w:r>

--- a/klagomål/A 51526-2025 FSC-klagomål.docx
+++ b/klagomål/A 51526-2025 FSC-klagomål.docx
@@ -740,7 +740,7 @@
     <w:r>
       <w:tab/>
       <w:tab/>
-      <w:t>2026-03-31</w:t>
+      <w:t>2026-04-01</w:t>
       <w:br/>
       <w:br/>
     </w:r>

--- a/klagomål/A 51526-2025 FSC-klagomål.docx
+++ b/klagomål/A 51526-2025 FSC-klagomål.docx
@@ -740,7 +740,7 @@
     <w:r>
       <w:tab/>
       <w:tab/>
-      <w:t>2026-04-01</w:t>
+      <w:t>2026-04-02</w:t>
       <w:br/>
       <w:br/>
     </w:r>

--- a/klagomål/A 51526-2025 FSC-klagomål.docx
+++ b/klagomål/A 51526-2025 FSC-klagomål.docx
@@ -740,7 +740,7 @@
     <w:r>
       <w:tab/>
       <w:tab/>
-      <w:t>2026-04-02</w:t>
+      <w:t>2026-04-03</w:t>
       <w:br/>
       <w:br/>
     </w:r>

--- a/klagomål/A 51526-2025 FSC-klagomål.docx
+++ b/klagomål/A 51526-2025 FSC-klagomål.docx
@@ -740,7 +740,7 @@
     <w:r>
       <w:tab/>
       <w:tab/>
-      <w:t>2026-04-03</w:t>
+      <w:t>2026-04-04</w:t>
       <w:br/>
       <w:br/>
     </w:r>

--- a/klagomål/A 51526-2025 FSC-klagomål.docx
+++ b/klagomål/A 51526-2025 FSC-klagomål.docx
@@ -740,7 +740,7 @@
     <w:r>
       <w:tab/>
       <w:tab/>
-      <w:t>2026-04-04</w:t>
+      <w:t>2026-04-05</w:t>
       <w:br/>
       <w:br/>
     </w:r>

--- a/klagomål/A 51526-2025 FSC-klagomål.docx
+++ b/klagomål/A 51526-2025 FSC-klagomål.docx
@@ -740,7 +740,7 @@
     <w:r>
       <w:tab/>
       <w:tab/>
-      <w:t>2026-04-05</w:t>
+      <w:t>2026-04-06</w:t>
       <w:br/>
       <w:br/>
     </w:r>

--- a/klagomål/A 51526-2025 FSC-klagomål.docx
+++ b/klagomål/A 51526-2025 FSC-klagomål.docx
@@ -740,7 +740,7 @@
     <w:r>
       <w:tab/>
       <w:tab/>
-      <w:t>2026-04-06</w:t>
+      <w:t>2026-04-07</w:t>
       <w:br/>
       <w:br/>
     </w:r>

--- a/klagomål/A 51526-2025 FSC-klagomål.docx
+++ b/klagomål/A 51526-2025 FSC-klagomål.docx
@@ -740,7 +740,7 @@
     <w:r>
       <w:tab/>
       <w:tab/>
-      <w:t>2026-04-07</w:t>
+      <w:t>2026-04-08</w:t>
       <w:br/>
       <w:br/>
     </w:r>

--- a/klagomål/A 51526-2025 FSC-klagomål.docx
+++ b/klagomål/A 51526-2025 FSC-klagomål.docx
@@ -740,7 +740,7 @@
     <w:r>
       <w:tab/>
       <w:tab/>
-      <w:t>2026-04-08</w:t>
+      <w:t>2026-04-09</w:t>
       <w:br/>
       <w:br/>
     </w:r>

--- a/klagomål/A 51526-2025 FSC-klagomål.docx
+++ b/klagomål/A 51526-2025 FSC-klagomål.docx
@@ -740,7 +740,7 @@
     <w:r>
       <w:tab/>
       <w:tab/>
-      <w:t>2026-04-09</w:t>
+      <w:t>2026-04-10</w:t>
       <w:br/>
       <w:br/>
     </w:r>

--- a/klagomål/A 51526-2025 FSC-klagomål.docx
+++ b/klagomål/A 51526-2025 FSC-klagomål.docx
@@ -740,7 +740,7 @@
     <w:r>
       <w:tab/>
       <w:tab/>
-      <w:t>2026-04-10</w:t>
+      <w:t>2026-04-11</w:t>
       <w:br/>
       <w:br/>
     </w:r>

--- a/klagomål/A 51526-2025 FSC-klagomål.docx
+++ b/klagomål/A 51526-2025 FSC-klagomål.docx
@@ -740,7 +740,7 @@
     <w:r>
       <w:tab/>
       <w:tab/>
-      <w:t>2026-04-11</w:t>
+      <w:t>2026-04-12</w:t>
       <w:br/>
       <w:br/>
     </w:r>

--- a/klagomål/A 51526-2025 FSC-klagomål.docx
+++ b/klagomål/A 51526-2025 FSC-klagomål.docx
@@ -740,7 +740,7 @@
     <w:r>
       <w:tab/>
       <w:tab/>
-      <w:t>2026-04-14</w:t>
+      <w:t>2026-04-15</w:t>
       <w:br/>
       <w:br/>
     </w:r>

--- a/klagomål/A 51526-2025 FSC-klagomål.docx
+++ b/klagomål/A 51526-2025 FSC-klagomål.docx
@@ -740,7 +740,7 @@
     <w:r>
       <w:tab/>
       <w:tab/>
-      <w:t>2026-04-15</w:t>
+      <w:t>2026-04-16</w:t>
       <w:br/>
       <w:br/>
     </w:r>

--- a/klagomål/A 51526-2025 FSC-klagomål.docx
+++ b/klagomål/A 51526-2025 FSC-klagomål.docx
@@ -740,7 +740,7 @@
     <w:r>
       <w:tab/>
       <w:tab/>
-      <w:t>2026-04-16</w:t>
+      <w:t>2026-04-17</w:t>
       <w:br/>
       <w:br/>
     </w:r>

--- a/klagomål/A 51526-2025 FSC-klagomål.docx
+++ b/klagomål/A 51526-2025 FSC-klagomål.docx
@@ -740,7 +740,7 @@
     <w:r>
       <w:tab/>
       <w:tab/>
-      <w:t>2026-04-17</w:t>
+      <w:t>2026-04-18</w:t>
       <w:br/>
       <w:br/>
     </w:r>

--- a/klagomål/A 51526-2025 FSC-klagomål.docx
+++ b/klagomål/A 51526-2025 FSC-klagomål.docx
@@ -740,7 +740,7 @@
     <w:r>
       <w:tab/>
       <w:tab/>
-      <w:t>2026-04-18</w:t>
+      <w:t>2026-04-19</w:t>
       <w:br/>
       <w:br/>
     </w:r>

--- a/klagomål/A 51526-2025 FSC-klagomål.docx
+++ b/klagomål/A 51526-2025 FSC-klagomål.docx
@@ -740,7 +740,7 @@
     <w:r>
       <w:tab/>
       <w:tab/>
-      <w:t>2026-04-19</w:t>
+      <w:t>2026-04-20</w:t>
       <w:br/>
       <w:br/>
     </w:r>

--- a/klagomål/A 51526-2025 FSC-klagomål.docx
+++ b/klagomål/A 51526-2025 FSC-klagomål.docx
@@ -740,7 +740,7 @@
     <w:r>
       <w:tab/>
       <w:tab/>
-      <w:t>2026-04-20</w:t>
+      <w:t>2026-04-21</w:t>
       <w:br/>
       <w:br/>
     </w:r>

--- a/klagomål/A 51526-2025 FSC-klagomål.docx
+++ b/klagomål/A 51526-2025 FSC-klagomål.docx
@@ -740,7 +740,7 @@
     <w:r>
       <w:tab/>
       <w:tab/>
-      <w:t>2026-04-21</w:t>
+      <w:t>2026-04-22</w:t>
       <w:br/>
       <w:br/>
     </w:r>

--- a/klagomål/A 51526-2025 FSC-klagomål.docx
+++ b/klagomål/A 51526-2025 FSC-klagomål.docx
@@ -740,7 +740,7 @@
     <w:r>
       <w:tab/>
       <w:tab/>
-      <w:t>2026-04-22</w:t>
+      <w:t>2026-04-23</w:t>
       <w:br/>
       <w:br/>
     </w:r>

--- a/klagomål/A 51526-2025 FSC-klagomål.docx
+++ b/klagomål/A 51526-2025 FSC-klagomål.docx
@@ -740,7 +740,7 @@
     <w:r>
       <w:tab/>
       <w:tab/>
-      <w:t>2026-04-23</w:t>
+      <w:t>2026-04-24</w:t>
       <w:br/>
       <w:br/>
     </w:r>

--- a/klagomål/A 51526-2025 FSC-klagomål.docx
+++ b/klagomål/A 51526-2025 FSC-klagomål.docx
@@ -740,7 +740,7 @@
     <w:r>
       <w:tab/>
       <w:tab/>
-      <w:t>2026-04-24</w:t>
+      <w:t>2026-04-25</w:t>
       <w:br/>
       <w:br/>
     </w:r>

--- a/klagomål/A 51526-2025 FSC-klagomål.docx
+++ b/klagomål/A 51526-2025 FSC-klagomål.docx
@@ -740,7 +740,7 @@
     <w:r>
       <w:tab/>
       <w:tab/>
-      <w:t>2026-04-25</w:t>
+      <w:t>2026-04-26</w:t>
       <w:br/>
       <w:br/>
     </w:r>

--- a/klagomål/A 51526-2025 FSC-klagomål.docx
+++ b/klagomål/A 51526-2025 FSC-klagomål.docx
@@ -740,7 +740,7 @@
     <w:r>
       <w:tab/>
       <w:tab/>
-      <w:t>2026-04-26</w:t>
+      <w:t>2026-04-27</w:t>
       <w:br/>
       <w:br/>
     </w:r>

--- a/klagomål/A 51526-2025 FSC-klagomål.docx
+++ b/klagomål/A 51526-2025 FSC-klagomål.docx
@@ -740,7 +740,7 @@
     <w:r>
       <w:tab/>
       <w:tab/>
-      <w:t>2026-04-27</w:t>
+      <w:t>2026-04-28</w:t>
       <w:br/>
       <w:br/>
     </w:r>

--- a/klagomål/A 51526-2025 FSC-klagomål.docx
+++ b/klagomål/A 51526-2025 FSC-klagomål.docx
@@ -740,7 +740,7 @@
     <w:r>
       <w:tab/>
       <w:tab/>
-      <w:t>2026-04-28</w:t>
+      <w:t>2026-04-29</w:t>
       <w:br/>
       <w:br/>
     </w:r>

--- a/klagomål/A 51526-2025 FSC-klagomål.docx
+++ b/klagomål/A 51526-2025 FSC-klagomål.docx
@@ -740,7 +740,7 @@
     <w:r>
       <w:tab/>
       <w:tab/>
-      <w:t>2026-04-29</w:t>
+      <w:t>2026-04-30</w:t>
       <w:br/>
       <w:br/>
     </w:r>

--- a/klagomål/A 51526-2025 FSC-klagomål.docx
+++ b/klagomål/A 51526-2025 FSC-klagomål.docx
@@ -740,7 +740,7 @@
     <w:r>
       <w:tab/>
       <w:tab/>
-      <w:t>2026-04-30</w:t>
+      <w:t>2026-05-01</w:t>
       <w:br/>
       <w:br/>
     </w:r>

--- a/klagomål/A 51526-2025 FSC-klagomål.docx
+++ b/klagomål/A 51526-2025 FSC-klagomål.docx
@@ -740,7 +740,7 @@
     <w:r>
       <w:tab/>
       <w:tab/>
-      <w:t>2026-05-01</w:t>
+      <w:t>2026-05-02</w:t>
       <w:br/>
       <w:br/>
     </w:r>

--- a/klagomål/A 51526-2025 FSC-klagomål.docx
+++ b/klagomål/A 51526-2025 FSC-klagomål.docx
@@ -740,7 +740,7 @@
     <w:r>
       <w:tab/>
       <w:tab/>
-      <w:t>2026-05-02</w:t>
+      <w:t>2026-05-03</w:t>
       <w:br/>
       <w:br/>
     </w:r>

--- a/klagomål/A 51526-2025 FSC-klagomål.docx
+++ b/klagomål/A 51526-2025 FSC-klagomål.docx
@@ -740,7 +740,7 @@
     <w:r>
       <w:tab/>
       <w:tab/>
-      <w:t>2026-05-16</w:t>
+      <w:t>2026-05-17</w:t>
       <w:br/>
       <w:br/>
     </w:r>

--- a/klagomål/A 51526-2025 FSC-klagomål.docx
+++ b/klagomål/A 51526-2025 FSC-klagomål.docx
@@ -740,7 +740,7 @@
     <w:r>
       <w:tab/>
       <w:tab/>
-      <w:t>2026-05-17</w:t>
+      <w:t>2026-05-18</w:t>
       <w:br/>
       <w:br/>
     </w:r>

--- a/klagomål/A 51526-2025 FSC-klagomål.docx
+++ b/klagomål/A 51526-2025 FSC-klagomål.docx
@@ -740,7 +740,7 @@
     <w:r>
       <w:tab/>
       <w:tab/>
-      <w:t>2026-05-18</w:t>
+      <w:t>2026-05-19</w:t>
       <w:br/>
       <w:br/>
     </w:r>

--- a/klagomål/A 51526-2025 FSC-klagomål.docx
+++ b/klagomål/A 51526-2025 FSC-klagomål.docx
@@ -740,7 +740,7 @@
     <w:r>
       <w:tab/>
       <w:tab/>
-      <w:t>2026-05-19</w:t>
+      <w:t>2026-05-20</w:t>
       <w:br/>
       <w:br/>
     </w:r>

--- a/klagomål/A 51526-2025 FSC-klagomål.docx
+++ b/klagomål/A 51526-2025 FSC-klagomål.docx
@@ -740,7 +740,7 @@
     <w:r>
       <w:tab/>
       <w:tab/>
-      <w:t>2026-05-20</w:t>
+      <w:t>2026-05-21</w:t>
       <w:br/>
       <w:br/>
     </w:r>

--- a/klagomål/A 51526-2025 FSC-klagomål.docx
+++ b/klagomål/A 51526-2025 FSC-klagomål.docx
@@ -740,7 +740,7 @@
     <w:r>
       <w:tab/>
       <w:tab/>
-      <w:t>2026-05-21</w:t>
+      <w:t>2026-05-22</w:t>
       <w:br/>
       <w:br/>
     </w:r>

--- a/klagomål/A 51526-2025 FSC-klagomål.docx
+++ b/klagomål/A 51526-2025 FSC-klagomål.docx
@@ -740,7 +740,7 @@
     <w:r>
       <w:tab/>
       <w:tab/>
-      <w:t>2026-05-22</w:t>
+      <w:t>2026-05-23</w:t>
       <w:br/>
       <w:br/>
     </w:r>

--- a/klagomål/A 51526-2025 FSC-klagomål.docx
+++ b/klagomål/A 51526-2025 FSC-klagomål.docx
@@ -740,7 +740,7 @@
     <w:r>
       <w:tab/>
       <w:tab/>
-      <w:t>2026-05-23</w:t>
+      <w:t>2026-05-24</w:t>
       <w:br/>
       <w:br/>
     </w:r>

--- a/klagomål/A 51526-2025 FSC-klagomål.docx
+++ b/klagomål/A 51526-2025 FSC-klagomål.docx
@@ -740,7 +740,7 @@
     <w:r>
       <w:tab/>
       <w:tab/>
-      <w:t>2026-05-24</w:t>
+      <w:t>2026-05-25</w:t>
       <w:br/>
       <w:br/>
     </w:r>

--- a/klagomål/A 51526-2025 FSC-klagomål.docx
+++ b/klagomål/A 51526-2025 FSC-klagomål.docx
@@ -740,7 +740,7 @@
     <w:r>
       <w:tab/>
       <w:tab/>
-      <w:t>2026-05-25</w:t>
+      <w:t>2026-05-26</w:t>
       <w:br/>
       <w:br/>
     </w:r>

--- a/klagomål/A 51526-2025 FSC-klagomål.docx
+++ b/klagomål/A 51526-2025 FSC-klagomål.docx
@@ -740,7 +740,7 @@
     <w:r>
       <w:tab/>
       <w:tab/>
-      <w:t>2026-05-26</w:t>
+      <w:t>2026-05-27</w:t>
       <w:br/>
       <w:br/>
     </w:r>

--- a/klagomål/A 51526-2025 FSC-klagomål.docx
+++ b/klagomål/A 51526-2025 FSC-klagomål.docx
@@ -740,7 +740,7 @@
     <w:r>
       <w:tab/>
       <w:tab/>
-      <w:t>2026-05-27</w:t>
+      <w:t>2026-05-28</w:t>
       <w:br/>
       <w:br/>
     </w:r>

--- a/klagomål/A 51526-2025 FSC-klagomål.docx
+++ b/klagomål/A 51526-2025 FSC-klagomål.docx
@@ -740,7 +740,7 @@
     <w:r>
       <w:tab/>
       <w:tab/>
-      <w:t>2026-05-28</w:t>
+      <w:t>2026-05-29</w:t>
       <w:br/>
       <w:br/>
     </w:r>

--- a/klagomål/A 51526-2025 FSC-klagomål.docx
+++ b/klagomål/A 51526-2025 FSC-klagomål.docx
@@ -740,7 +740,7 @@
     <w:r>
       <w:tab/>
       <w:tab/>
-      <w:t>2026-05-29</w:t>
+      <w:t>2026-05-30</w:t>
       <w:br/>
       <w:br/>
     </w:r>

--- a/klagomål/A 51526-2025 FSC-klagomål.docx
+++ b/klagomål/A 51526-2025 FSC-klagomål.docx
@@ -740,7 +740,7 @@
     <w:r>
       <w:tab/>
       <w:tab/>
-      <w:t>2026-05-30</w:t>
+      <w:t>2026-05-31</w:t>
       <w:br/>
       <w:br/>
     </w:r>

--- a/klagomål/A 51526-2025 FSC-klagomål.docx
+++ b/klagomål/A 51526-2025 FSC-klagomål.docx
@@ -740,7 +740,7 @@
     <w:r>
       <w:tab/>
       <w:tab/>
-      <w:t>2026-05-31</w:t>
+      <w:t>2026-06-01</w:t>
       <w:br/>
       <w:br/>
     </w:r>

--- a/klagomål/A 51526-2025 FSC-klagomål.docx
+++ b/klagomål/A 51526-2025 FSC-klagomål.docx
@@ -740,7 +740,7 @@
     <w:r>
       <w:tab/>
       <w:tab/>
-      <w:t>2026-06-01</w:t>
+      <w:t>2026-06-02</w:t>
       <w:br/>
       <w:br/>
     </w:r>

--- a/klagomål/A 51526-2025 FSC-klagomål.docx
+++ b/klagomål/A 51526-2025 FSC-klagomål.docx
@@ -740,7 +740,7 @@
     <w:r>
       <w:tab/>
       <w:tab/>
-      <w:t>2026-06-02</w:t>
+      <w:t>2026-06-03</w:t>
       <w:br/>
       <w:br/>
     </w:r>

--- a/klagomål/A 51526-2025 FSC-klagomål.docx
+++ b/klagomål/A 51526-2025 FSC-klagomål.docx
@@ -740,7 +740,7 @@
     <w:r>
       <w:tab/>
       <w:tab/>
-      <w:t>2026-06-03</w:t>
+      <w:t>2026-06-04</w:t>
       <w:br/>
       <w:br/>
     </w:r>

--- a/klagomål/A 51526-2025 FSC-klagomål.docx
+++ b/klagomål/A 51526-2025 FSC-klagomål.docx
@@ -740,7 +740,7 @@
     <w:r>
       <w:tab/>
       <w:tab/>
-      <w:t>2026-06-04</w:t>
+      <w:t>2026-06-05</w:t>
       <w:br/>
       <w:br/>
     </w:r>

--- a/klagomål/A 51526-2025 FSC-klagomål.docx
+++ b/klagomål/A 51526-2025 FSC-klagomål.docx
@@ -740,7 +740,7 @@
     <w:r>
       <w:tab/>
       <w:tab/>
-      <w:t>2026-06-05</w:t>
+      <w:t>2026-06-06</w:t>
       <w:br/>
       <w:br/>
     </w:r>

--- a/klagomål/A 51526-2025 FSC-klagomål.docx
+++ b/klagomål/A 51526-2025 FSC-klagomål.docx
@@ -740,7 +740,7 @@
     <w:r>
       <w:tab/>
       <w:tab/>
-      <w:t>2026-06-06</w:t>
+      <w:t>2026-06-07</w:t>
       <w:br/>
       <w:br/>
     </w:r>

--- a/klagomål/A 51526-2025 FSC-klagomål.docx
+++ b/klagomål/A 51526-2025 FSC-klagomål.docx
@@ -740,7 +740,7 @@
     <w:r>
       <w:tab/>
       <w:tab/>
-      <w:t>2026-06-07</w:t>
+      <w:t>2026-06-08</w:t>
       <w:br/>
       <w:br/>
     </w:r>
